--- a/BACKUP&RECOVERY/17장/17장_데이터베이스_복제.docx
+++ b/BACKUP&RECOVERY/17장/17장_데이터베이스_복제.docx
@@ -1508,49 +1508,49 @@
                 <w:color w:val="E6E6E6"/>
                 <w:sz w:val="19"/>
               </w:rPr>
-              <w:t>-rw-r-----. 1 oracle oinstall 933392384 May 19 09:12 system01.dbf</w:t>
-            </w:r>
-          </w:p>
-          <w:p>
-            <w:pPr>
-              <w:spacing w:after="0" w:line="264" w:lineRule="auto"/>
-            </w:pPr>
-            <w:r>
-              <w:rPr>
-                <w:rFonts w:ascii="Consolas" w:hAnsi="Consolas" w:eastAsia="Consolas"/>
-                <w:b w:val="0"/>
-                <w:color w:val="E6E6E6"/>
-                <w:sz w:val="19"/>
-              </w:rPr>
-              <w:t>-rw-r-----. 1 oracle oinstall 576724992 May 19 09:12 sysaux01.dbf</w:t>
-            </w:r>
-          </w:p>
-          <w:p>
-            <w:pPr>
-              <w:spacing w:after="0" w:line="264" w:lineRule="auto"/>
-            </w:pPr>
-            <w:r>
-              <w:rPr>
-                <w:rFonts w:ascii="Consolas" w:hAnsi="Consolas" w:eastAsia="Consolas"/>
-                <w:b w:val="0"/>
-                <w:color w:val="E6E6E6"/>
-                <w:sz w:val="19"/>
-              </w:rPr>
-              <w:t>-rw-r-----. 1 oracle oinstall 335552512 May 19 09:12 undotbs01.dbf</w:t>
-            </w:r>
-          </w:p>
-          <w:p>
-            <w:pPr>
-              <w:spacing w:after="0" w:line="264" w:lineRule="auto"/>
-            </w:pPr>
-            <w:r>
-              <w:rPr>
-                <w:rFonts w:ascii="Consolas" w:hAnsi="Consolas" w:eastAsia="Consolas"/>
-                <w:b w:val="0"/>
-                <w:color w:val="E6E6E6"/>
-                <w:sz w:val="19"/>
-              </w:rPr>
-              <w:t>-rw-r-----. 1 oracle oinstall  10493952 May 19 09:12 users01.dbf</w:t>
+              <w:t>-rw-r-----. 1 oracle dba 933392384 May 19 09:12 system01.dbf</w:t>
+            </w:r>
+          </w:p>
+          <w:p>
+            <w:pPr>
+              <w:spacing w:after="0" w:line="264" w:lineRule="auto"/>
+            </w:pPr>
+            <w:r>
+              <w:rPr>
+                <w:rFonts w:ascii="Consolas" w:hAnsi="Consolas" w:eastAsia="Consolas"/>
+                <w:b w:val="0"/>
+                <w:color w:val="E6E6E6"/>
+                <w:sz w:val="19"/>
+              </w:rPr>
+              <w:t>-rw-r-----. 1 oracle dba 576724992 May 19 09:12 sysaux01.dbf</w:t>
+            </w:r>
+          </w:p>
+          <w:p>
+            <w:pPr>
+              <w:spacing w:after="0" w:line="264" w:lineRule="auto"/>
+            </w:pPr>
+            <w:r>
+              <w:rPr>
+                <w:rFonts w:ascii="Consolas" w:hAnsi="Consolas" w:eastAsia="Consolas"/>
+                <w:b w:val="0"/>
+                <w:color w:val="E6E6E6"/>
+                <w:sz w:val="19"/>
+              </w:rPr>
+              <w:t>-rw-r-----. 1 oracle dba 335552512 May 19 09:12 undotbs01.dbf</w:t>
+            </w:r>
+          </w:p>
+          <w:p>
+            <w:pPr>
+              <w:spacing w:after="0" w:line="264" w:lineRule="auto"/>
+            </w:pPr>
+            <w:r>
+              <w:rPr>
+                <w:rFonts w:ascii="Consolas" w:hAnsi="Consolas" w:eastAsia="Consolas"/>
+                <w:b w:val="0"/>
+                <w:color w:val="E6E6E6"/>
+                <w:sz w:val="19"/>
+              </w:rPr>
+              <w:t>-rw-r-----. 1 oracle dba  10493952 May 19 09:12 users01.dbf</w:t>
             </w:r>
           </w:p>
           <w:p>
@@ -1592,7 +1592,7 @@
                 <w:color w:val="E6E6E6"/>
                 <w:sz w:val="19"/>
               </w:rPr>
-              <w:t>[oracle@oel7v9r1 ~]$ cp -p /u02/arch1/*.dbf /u04/clone/arch/</w:t>
+              <w:t>[oracle@oel7v9r1 ~]$ cp -p /home/oracle/arch1/*.dbf /u04/clone/arch/</w:t>
             </w:r>
           </w:p>
           <w:p>
@@ -2889,7 +2889,7 @@
                 <w:color w:val="E6E6E6"/>
                 <w:sz w:val="19"/>
               </w:rPr>
-              <w:t>ORA-00289: suggestion : /u04/clone/arch/1_45_1190530011.dbf</w:t>
+              <w:t>ORA-00289: suggestion : /u04/clone/arch/arch_1_45_1200606000.arc</w:t>
             </w:r>
           </w:p>
           <w:p>
@@ -4454,7 +4454,7 @@
                 <w:color w:val="E6E6E6"/>
                 <w:sz w:val="19"/>
               </w:rPr>
-              <w:t>-rw-r-----. 1 oracle oinstall 2048 May 10 11:02 orapworcl</w:t>
+              <w:t>-rw-r-----. 1 oracle dba 2048 May 10 11:02 orapworcl</w:t>
             </w:r>
           </w:p>
           <w:p>
@@ -5511,7 +5511,7 @@
                 <w:color w:val="E6E6E6"/>
                 <w:sz w:val="19"/>
               </w:rPr>
-              <w:t>*.log_file_name_convert=('/u01/app/oracle/oradata/ORCL/','/u04/newdb/NEWDB/')</w:t>
+              <w:t>*.log_file_name_convert=('/u01/app/oracle/oradata/orcl/','/u04/newdb/NEWDB/')</w:t>
             </w:r>
           </w:p>
           <w:p>
@@ -5623,7 +5623,7 @@
                 <w:color w:val="E6E6E6"/>
                 <w:sz w:val="19"/>
               </w:rPr>
-              <w:t xml:space="preserve">  6&gt;     SET LOG_FILE_NAME_CONVERT '/u01/app/oracle/oradata/ORCL/','/u04/newdb/NEWDB/';</w:t>
+              <w:t xml:space="preserve">  6&gt;     SET LOG_FILE_NAME_CONVERT '/u01/app/oracle/oradata/orcl/','/u04/newdb/NEWDB/';</w:t>
             </w:r>
           </w:p>
         </w:tc>
@@ -8295,7 +8295,7 @@
                 <w:color w:val="E6E6E6"/>
                 <w:sz w:val="19"/>
               </w:rPr>
-              <w:t>DB_FILE_NAME_CONVERT ('/u02/oradata/ORCL/','/u04/newdb/NEWDB/',</w:t>
+              <w:t>DB_FILE_NAME_CONVERT ('/u02/oradata/orcl/','/u04/newdb/NEWDB/',</w:t>
             </w:r>
           </w:p>
           <w:p>
